--- a/vertrag/04_AnlageB_AVV_Auftragsverarbeitung.docx
+++ b/vertrag/04_AnlageB_AVV_Auftragsverarbeitung.docx
@@ -44,7 +44,7 @@
           <w:sz w:val="18"/>
           <w:szCs w:val="18"/>
         </w:rPr>
-        <w:t xml:space="preserve">Stand: Juli 2026</w:t>
+        <w:t xml:space="preserve">Stand: August 2026</w:t>
       </w:r>
     </w:p>
     <w:p>
@@ -115,7 +115,7 @@
           <w:sz w:val="21"/>
           <w:szCs w:val="21"/>
         </w:rPr>
-        <w:t xml:space="preserve"> NexAI – Next Generation Intelligence GbR, Untere Bergstraße 13, 74586 Frankenhardt-Honhardt, Deutschland, vertreten durch die Gesellschafter Maximilian Trenk und Jason Brian Merklein, E-Mail mbt@nex-a-i.com, Telefon 0176 20147646 — nachfolgend "NexAI".</w:t>
+        <w:t xml:space="preserve"> NexAI – Next Generation Artificial Intelligence GbR, Untere Bergstraße 13, 74586 Frankenhardt-Honhardt, Deutschland, vertreten durch die Gesellschafter Maximilian Trenk und Jason Brian Merklein, E-Mail mbt@nex-a-i.com, Telefon 0176 80714816 — nachfolgend "NexAI".</w:t>
       </w:r>
     </w:p>
     <w:p>
@@ -2447,7 +2447,7 @@
           <w:sz w:val="21"/>
           <w:szCs w:val="21"/>
         </w:rPr>
-        <w:t xml:space="preserve">Hilfsweise – insbesondere wenn keine DPF-Zertifizierung vorliegt (bei den in Anhang 2 gekennzeichneten Empfängern, etwa Vapi und ElevenLabs, vorsorglich der SCC-Weg) – werden die </w:t>
+        <w:t xml:space="preserve">Hilfsweise – insbesondere wenn keine DPF-Zertifizierung vorliegt (bei den in Anhang 2 gekennzeichneten Empfängern, etwa Vapi und Deepgram (USA) sowie dem in China ansässigen Anbieter der Sprachsynthese, vorsorglich der SCC-Weg) – werden die </w:t>
       </w:r>
       <w:r>
         <w:rPr>
@@ -2551,7 +2551,7 @@
           <w:sz w:val="21"/>
           <w:szCs w:val="21"/>
         </w:rPr>
-        <w:t xml:space="preserve">.</w:t>
+        <w:t xml:space="preserve">. Für Übermittlungen nach China besteht kein Angemessenheitsbeschluss; die Übermittlung erfolgt daher ausschließlich auf Grundlage der Standardvertragsklauseln nebst Zusatzmaßnahmen und mit erhöhtem Restrisiko.</w:t>
       </w:r>
     </w:p>
     <w:p>
@@ -5577,7 +5577,7 @@
                 <w:sz w:val="20"/>
                 <w:szCs w:val="20"/>
               </w:rPr>
-              <w:t xml:space="preserve">Gesprächsinhalte, Metadaten, ggf. Kontaktdaten</w:t>
+              <w:t xml:space="preserve">Gesprächsinhalte, Metadaten, Rufnummern</w:t>
             </w:r>
           </w:p>
         </w:tc>
@@ -5606,7 +5606,7 @@
                 <w:sz w:val="20"/>
                 <w:szCs w:val="20"/>
               </w:rPr>
-              <w:t xml:space="preserve">EU-SCC Modul 3 + Zusatzmaßnahmen + TIA (vorsorglich)</w:t>
+              <w:t xml:space="preserve">EU-SCC Modul 3 + Zusatzmaßnahmen + TIA (kein DPF)</w:t>
             </w:r>
           </w:p>
         </w:tc>
@@ -5637,7 +5637,7 @@
                 <w:sz w:val="20"/>
                 <w:szCs w:val="20"/>
               </w:rPr>
-              <w:t xml:space="preserve">Twilio Inc.</w:t>
+              <w:t xml:space="preserve">Deepgram, Inc.</w:t>
             </w:r>
           </w:p>
         </w:tc>
@@ -5695,7 +5695,7 @@
                 <w:sz w:val="20"/>
                 <w:szCs w:val="20"/>
               </w:rPr>
-              <w:t xml:space="preserve">Telefonie / Messaging (Verbindungsaufbau, SMS)</w:t>
+              <w:t xml:space="preserve">Spracherkennung (Speech-to-Text)</w:t>
             </w:r>
           </w:p>
         </w:tc>
@@ -5724,7 +5724,7 @@
                 <w:sz w:val="20"/>
                 <w:szCs w:val="20"/>
               </w:rPr>
-              <w:t xml:space="preserve">Rufnummern, Verbindungs-/Metadaten, ggf. Nachrichteninhalte</w:t>
+              <w:t xml:space="preserve">Audio-/Sprachdaten, daraus erzeugte Transkripte, Metadaten</w:t>
             </w:r>
           </w:p>
         </w:tc>
@@ -5753,7 +5753,7 @@
                 <w:sz w:val="20"/>
                 <w:szCs w:val="20"/>
               </w:rPr>
-              <w:t xml:space="preserve">DPF, hilfsweise EU-SCC Modul 3</w:t>
+              <w:t xml:space="preserve">EU-SCC Modul 3 + Zusatzmaßnahmen + TIA (kein DPF)</w:t>
             </w:r>
           </w:p>
         </w:tc>
@@ -5784,7 +5784,7 @@
                 <w:sz w:val="20"/>
                 <w:szCs w:val="20"/>
               </w:rPr>
-              <w:t xml:space="preserve">Make (Celonis / Integromat s.r.o.)</w:t>
+              <w:t xml:space="preserve">OpenAI Ireland Ltd. / OpenAI, L.L.C.</w:t>
             </w:r>
           </w:p>
         </w:tc>
@@ -5813,7 +5813,7 @@
                 <w:sz w:val="20"/>
                 <w:szCs w:val="20"/>
               </w:rPr>
-              <w:t xml:space="preserve">EU (Tschechien)</w:t>
+              <w:t xml:space="preserve">EU / USA</w:t>
             </w:r>
           </w:p>
         </w:tc>
@@ -5842,7 +5842,7 @@
                 <w:sz w:val="20"/>
                 <w:szCs w:val="20"/>
               </w:rPr>
-              <w:t xml:space="preserve">Automatisierungen / Workflow-Orchestrierung</w:t>
+              <w:t xml:space="preserve">Sprachmodell / KI-Verarbeitung (Textverstehen, Antwortgenerierung)</w:t>
             </w:r>
           </w:p>
         </w:tc>
@@ -5871,7 +5871,7 @@
                 <w:sz w:val="20"/>
                 <w:szCs w:val="20"/>
               </w:rPr>
-              <w:t xml:space="preserve">Vorgangs-, Kontakt-, Termindaten, Metadaten</w:t>
+              <w:t xml:space="preserve">Gesprächs-/Textinhalte, Metadaten</w:t>
             </w:r>
           </w:p>
         </w:tc>
@@ -5900,7 +5900,7 @@
                 <w:sz w:val="20"/>
                 <w:szCs w:val="20"/>
               </w:rPr>
-              <w:t xml:space="preserve">EU-intern; kein Drittlandtransfer</w:t>
+              <w:t xml:space="preserve">DPF, hilfsweise EU-SCC Modul 3; No-Training-Konfiguration</w:t>
             </w:r>
           </w:p>
         </w:tc>
@@ -5931,7 +5931,7 @@
                 <w:sz w:val="20"/>
                 <w:szCs w:val="20"/>
               </w:rPr>
-              <w:t xml:space="preserve">OpenAI Ireland Ltd. / OpenAI, L.L.C.</w:t>
+              <w:t xml:space="preserve">MiniMax (Shanghai Xiyu Technology Co., Ltd.)</w:t>
             </w:r>
           </w:p>
         </w:tc>
@@ -5960,7 +5960,7 @@
                 <w:sz w:val="20"/>
                 <w:szCs w:val="20"/>
               </w:rPr>
-              <w:t xml:space="preserve">EU / USA</w:t>
+              <w:t xml:space="preserve">China</w:t>
             </w:r>
           </w:p>
         </w:tc>
@@ -5989,7 +5989,7 @@
                 <w:sz w:val="20"/>
                 <w:szCs w:val="20"/>
               </w:rPr>
-              <w:t xml:space="preserve">Sprachmodell / KI-Verarbeitung (Textverstehen, Antwortgenerierung)</w:t>
+              <w:t xml:space="preserve">Sprachsynthese / Text-to-Speech</w:t>
             </w:r>
           </w:p>
         </w:tc>
@@ -6018,7 +6018,7 @@
                 <w:sz w:val="20"/>
                 <w:szCs w:val="20"/>
               </w:rPr>
-              <w:t xml:space="preserve">Gesprächs-/Textinhalte, Metadaten</w:t>
+              <w:t xml:space="preserve">Antworttext, Audio-/Metadaten</w:t>
             </w:r>
           </w:p>
         </w:tc>
@@ -6047,7 +6047,7 @@
                 <w:sz w:val="20"/>
                 <w:szCs w:val="20"/>
               </w:rPr>
-              <w:t xml:space="preserve">DPF, hilfsweise EU-SCC Modul 3; No-Training-Konfiguration</w:t>
+              <w:t xml:space="preserve">EU-SCC Modul 3 + Zusatzmaßnahmen + TIA; kein Angemessenheitsbeschluss (China)</w:t>
             </w:r>
           </w:p>
         </w:tc>
@@ -6078,7 +6078,7 @@
                 <w:sz w:val="20"/>
                 <w:szCs w:val="20"/>
               </w:rPr>
-              <w:t xml:space="preserve">ElevenLabs Inc.</w:t>
+              <w:t xml:space="preserve">Google LLC / Google Ireland Ltd.</w:t>
             </w:r>
           </w:p>
         </w:tc>
@@ -6107,7 +6107,7 @@
                 <w:sz w:val="20"/>
                 <w:szCs w:val="20"/>
               </w:rPr>
-              <w:t xml:space="preserve">USA</w:t>
+              <w:t xml:space="preserve">EU / USA</w:t>
             </w:r>
           </w:p>
         </w:tc>
@@ -6136,7 +6136,7 @@
                 <w:sz w:val="20"/>
                 <w:szCs w:val="20"/>
               </w:rPr>
-              <w:t xml:space="preserve">Sprachsynthese / Text-to-Speech (und ggf. STT)</w:t>
+              <w:t xml:space="preserve">Kalender-, Sheets-, Gmail-/Workspace-Dienste (Terminverwaltung, Bestätigungen, Lead-Ablage)</w:t>
             </w:r>
           </w:p>
         </w:tc>
@@ -6165,7 +6165,7 @@
                 <w:sz w:val="20"/>
                 <w:szCs w:val="20"/>
               </w:rPr>
-              <w:t xml:space="preserve">Textinhalte, Audio-/Metadaten</w:t>
+              <w:t xml:space="preserve">Termin-, Kontakt-, Vorgangsdaten, Metadaten</w:t>
             </w:r>
           </w:p>
         </w:tc>
@@ -6194,7 +6194,7 @@
                 <w:sz w:val="20"/>
                 <w:szCs w:val="20"/>
               </w:rPr>
-              <w:t xml:space="preserve">EU-SCC Modul 3 + Zusatzmaßnahmen + TIA (vorsorglich)</w:t>
+              <w:t xml:space="preserve">DPF, hilfsweise EU-SCC Modul 3</w:t>
             </w:r>
           </w:p>
         </w:tc>
@@ -6225,7 +6225,7 @@
                 <w:sz w:val="20"/>
                 <w:szCs w:val="20"/>
               </w:rPr>
-              <w:t xml:space="preserve">Google LLC / Google Ireland Ltd.</w:t>
+              <w:t xml:space="preserve">easybell GmbH</w:t>
             </w:r>
           </w:p>
         </w:tc>
@@ -6254,7 +6254,7 @@
                 <w:sz w:val="20"/>
                 <w:szCs w:val="20"/>
               </w:rPr>
-              <w:t xml:space="preserve">EU / USA</w:t>
+              <w:t xml:space="preserve">Deutschland</w:t>
             </w:r>
           </w:p>
         </w:tc>
@@ -6283,7 +6283,7 @@
                 <w:sz w:val="20"/>
                 <w:szCs w:val="20"/>
               </w:rPr>
-              <w:t xml:space="preserve">Cloud-, Kalender-, Workspace- und ggf. Sprachdienste</w:t>
+              <w:t xml:space="preserve">Telefonie-Anbindung (SIP-Trunk)</w:t>
             </w:r>
           </w:p>
         </w:tc>
@@ -6312,7 +6312,7 @@
                 <w:sz w:val="20"/>
                 <w:szCs w:val="20"/>
               </w:rPr>
-              <w:t xml:space="preserve">Termin-, Kontakt-, Vorgangsdaten, Metadaten</w:t>
+              <w:t xml:space="preserve">Rufnummern, Verbindungs-/Metadaten</w:t>
             </w:r>
           </w:p>
         </w:tc>
@@ -6341,7 +6341,7 @@
                 <w:sz w:val="20"/>
                 <w:szCs w:val="20"/>
               </w:rPr>
-              <w:t xml:space="preserve">DPF, hilfsweise EU-SCC Modul 3</w:t>
+              <w:t xml:space="preserve">EU-intern; kein Drittlandtransfer</w:t>
             </w:r>
           </w:p>
         </w:tc>
@@ -6372,7 +6372,7 @@
                 <w:sz w:val="20"/>
                 <w:szCs w:val="20"/>
               </w:rPr>
-              <w:t xml:space="preserve">Hosting-Provider</w:t>
+              <w:t xml:space="preserve">Hetzner Online GmbH</w:t>
             </w:r>
           </w:p>
         </w:tc>
@@ -6401,7 +6401,7 @@
                 <w:sz w:val="20"/>
                 <w:szCs w:val="20"/>
               </w:rPr>
-              <w:t xml:space="preserve">____ (EU, soweit möglich)</w:t>
+              <w:t xml:space="preserve">Deutschland</w:t>
             </w:r>
           </w:p>
         </w:tc>
@@ -6430,7 +6430,7 @@
                 <w:sz w:val="20"/>
                 <w:szCs w:val="20"/>
               </w:rPr>
-              <w:t xml:space="preserve">Hosting / Betrieb Website und Anwendungen</w:t>
+              <w:t xml:space="preserve">Hosting/Betrieb der von NexAI selbst betriebenen Automatisierungs- und Speicherinstanz (n8n)</w:t>
             </w:r>
           </w:p>
         </w:tc>
@@ -6459,7 +6459,7 @@
                 <w:sz w:val="20"/>
                 <w:szCs w:val="20"/>
               </w:rPr>
-              <w:t xml:space="preserve">je nach Anwendung: Kontakt-, Vorgangs-, Protokolldaten</w:t>
+              <w:t xml:space="preserve">je nach Agent: Kontakt-, Vorgangs-, Termin-, Protokolldaten</w:t>
             </w:r>
           </w:p>
         </w:tc>
@@ -6488,7 +6488,7 @@
                 <w:sz w:val="20"/>
                 <w:szCs w:val="20"/>
               </w:rPr>
-              <w:t xml:space="preserve">EU-intern bzw. DPF/SCC je nach Standort</w:t>
+              <w:t xml:space="preserve">EU-intern; kein Drittlandtransfer</w:t>
             </w:r>
           </w:p>
         </w:tc>
@@ -7020,7 +7020,7 @@
         <w:sz w:val="15"/>
         <w:szCs w:val="15"/>
       </w:rPr>
-      <w:t xml:space="preserve">NexAI – Next Generation Intelligence GbR</w:t>
+      <w:t xml:space="preserve">NexAI – Next Generation Artificial Intelligence GbR</w:t>
     </w:r>
     <w:r>
       <w:rPr>

--- a/vertrag/04_AnlageB_AVV_Auftragsverarbeitung.docx
+++ b/vertrag/04_AnlageB_AVV_Auftragsverarbeitung.docx
@@ -2447,7 +2447,7 @@
           <w:sz w:val="21"/>
           <w:szCs w:val="21"/>
         </w:rPr>
-        <w:t xml:space="preserve">Hilfsweise – insbesondere wenn keine DPF-Zertifizierung vorliegt (bei den in Anhang 2 gekennzeichneten Empfängern, etwa Vapi und Deepgram (USA) sowie dem in China ansässigen Anbieter der Sprachsynthese, vorsorglich der SCC-Weg) – werden die </w:t>
+        <w:t xml:space="preserve">Hilfsweise – insbesondere wenn keine DPF-Zertifizierung vorliegt (bei den in Anhang 2 gekennzeichneten Empfängern, etwa Vapi und Deepgram (USA), vorsorglich der SCC-Weg) – werden die </w:t>
       </w:r>
       <w:r>
         <w:rPr>
@@ -2551,7 +2551,7 @@
           <w:sz w:val="21"/>
           <w:szCs w:val="21"/>
         </w:rPr>
-        <w:t xml:space="preserve">. Für Übermittlungen nach China besteht kein Angemessenheitsbeschluss; die Übermittlung erfolgt daher ausschließlich auf Grundlage der Standardvertragsklauseln nebst Zusatzmaßnahmen und mit erhöhtem Restrisiko.</w:t>
+        <w:t xml:space="preserve">.</w:t>
       </w:r>
     </w:p>
     <w:p>
@@ -5842,7 +5842,7 @@
                 <w:sz w:val="20"/>
                 <w:szCs w:val="20"/>
               </w:rPr>
-              <w:t xml:space="preserve">Sprachmodell / KI-Verarbeitung (Textverstehen, Antwortgenerierung)</w:t>
+              <w:t xml:space="preserve">Sprachmodell / KI-Verarbeitung (Textverstehen, Antwortgenerierung) und Sprachsynthese (Text-to-Speech)</w:t>
             </w:r>
           </w:p>
         </w:tc>
@@ -5901,153 +5901,6 @@
                 <w:szCs w:val="20"/>
               </w:rPr>
               <w:t xml:space="preserve">DPF, hilfsweise EU-SCC Modul 3; No-Training-Konfiguration</w:t>
-            </w:r>
-          </w:p>
-        </w:tc>
-      </w:tr>
-      <w:tr>
-        <w:tc>
-          <w:tcPr>
-            <w:tcW w:type="dxa" w:w="1881"/>
-            <w:tcMar>
-              <w:top w:type="dxa" w:w="60"/>
-              <w:left w:type="dxa" w:w="90"/>
-              <w:bottom w:type="dxa" w:w="60"/>
-              <w:right w:type="dxa" w:w="90"/>
-            </w:tcMar>
-          </w:tcPr>
-          <w:p>
-            <w:pPr>
-              <w:spacing w:after="0" w:line="264"/>
-            </w:pPr>
-            <w:r>
-              <w:rPr>
-                <w:rFonts w:ascii="Arial" w:cs="Arial" w:eastAsia="Arial" w:hAnsi="Arial"/>
-                <w:b w:val="false"/>
-                <w:bCs w:val="false"/>
-                <w:i w:val="false"/>
-                <w:iCs w:val="false"/>
-                <w:color w:val="1A1A1A"/>
-                <w:sz w:val="20"/>
-                <w:szCs w:val="20"/>
-              </w:rPr>
-              <w:t xml:space="preserve">MiniMax (Shanghai Xiyu Technology Co., Ltd.)</w:t>
-            </w:r>
-          </w:p>
-        </w:tc>
-        <w:tc>
-          <w:tcPr>
-            <w:tcW w:type="dxa" w:w="1881"/>
-            <w:tcMar>
-              <w:top w:type="dxa" w:w="60"/>
-              <w:left w:type="dxa" w:w="90"/>
-              <w:bottom w:type="dxa" w:w="60"/>
-              <w:right w:type="dxa" w:w="90"/>
-            </w:tcMar>
-          </w:tcPr>
-          <w:p>
-            <w:pPr>
-              <w:spacing w:after="0" w:line="264"/>
-            </w:pPr>
-            <w:r>
-              <w:rPr>
-                <w:rFonts w:ascii="Arial" w:cs="Arial" w:eastAsia="Arial" w:hAnsi="Arial"/>
-                <w:b w:val="false"/>
-                <w:bCs w:val="false"/>
-                <w:i w:val="false"/>
-                <w:iCs w:val="false"/>
-                <w:color w:val="1A1A1A"/>
-                <w:sz w:val="20"/>
-                <w:szCs w:val="20"/>
-              </w:rPr>
-              <w:t xml:space="preserve">China</w:t>
-            </w:r>
-          </w:p>
-        </w:tc>
-        <w:tc>
-          <w:tcPr>
-            <w:tcW w:type="dxa" w:w="1881"/>
-            <w:tcMar>
-              <w:top w:type="dxa" w:w="60"/>
-              <w:left w:type="dxa" w:w="90"/>
-              <w:bottom w:type="dxa" w:w="60"/>
-              <w:right w:type="dxa" w:w="90"/>
-            </w:tcMar>
-          </w:tcPr>
-          <w:p>
-            <w:pPr>
-              <w:spacing w:after="0" w:line="264"/>
-            </w:pPr>
-            <w:r>
-              <w:rPr>
-                <w:rFonts w:ascii="Arial" w:cs="Arial" w:eastAsia="Arial" w:hAnsi="Arial"/>
-                <w:b w:val="false"/>
-                <w:bCs w:val="false"/>
-                <w:i w:val="false"/>
-                <w:iCs w:val="false"/>
-                <w:color w:val="1A1A1A"/>
-                <w:sz w:val="20"/>
-                <w:szCs w:val="20"/>
-              </w:rPr>
-              <w:t xml:space="preserve">Sprachsynthese / Text-to-Speech</w:t>
-            </w:r>
-          </w:p>
-        </w:tc>
-        <w:tc>
-          <w:tcPr>
-            <w:tcW w:type="dxa" w:w="1881"/>
-            <w:tcMar>
-              <w:top w:type="dxa" w:w="60"/>
-              <w:left w:type="dxa" w:w="90"/>
-              <w:bottom w:type="dxa" w:w="60"/>
-              <w:right w:type="dxa" w:w="90"/>
-            </w:tcMar>
-          </w:tcPr>
-          <w:p>
-            <w:pPr>
-              <w:spacing w:after="0" w:line="264"/>
-            </w:pPr>
-            <w:r>
-              <w:rPr>
-                <w:rFonts w:ascii="Arial" w:cs="Arial" w:eastAsia="Arial" w:hAnsi="Arial"/>
-                <w:b w:val="false"/>
-                <w:bCs w:val="false"/>
-                <w:i w:val="false"/>
-                <w:iCs w:val="false"/>
-                <w:color w:val="1A1A1A"/>
-                <w:sz w:val="20"/>
-                <w:szCs w:val="20"/>
-              </w:rPr>
-              <w:t xml:space="preserve">Antworttext, Audio-/Metadaten</w:t>
-            </w:r>
-          </w:p>
-        </w:tc>
-        <w:tc>
-          <w:tcPr>
-            <w:tcW w:type="dxa" w:w="1881"/>
-            <w:tcMar>
-              <w:top w:type="dxa" w:w="60"/>
-              <w:left w:type="dxa" w:w="90"/>
-              <w:bottom w:type="dxa" w:w="60"/>
-              <w:right w:type="dxa" w:w="90"/>
-            </w:tcMar>
-          </w:tcPr>
-          <w:p>
-            <w:pPr>
-              <w:spacing w:after="0" w:line="264"/>
-            </w:pPr>
-            <w:r>
-              <w:rPr>
-                <w:rFonts w:ascii="Arial" w:cs="Arial" w:eastAsia="Arial" w:hAnsi="Arial"/>
-                <w:b w:val="false"/>
-                <w:bCs w:val="false"/>
-                <w:i w:val="false"/>
-                <w:iCs w:val="false"/>
-                <w:color w:val="1A1A1A"/>
-                <w:sz w:val="20"/>
-                <w:szCs w:val="20"/>
-              </w:rPr>
-              <w:t xml:space="preserve">EU-SCC Modul 3 + Zusatzmaßnahmen + TIA; kein Angemessenheitsbeschluss (China)</w:t>
             </w:r>
           </w:p>
         </w:tc>

--- a/vertrag/04_AnlageB_AVV_Auftragsverarbeitung.docx
+++ b/vertrag/04_AnlageB_AVV_Auftragsverarbeitung.docx
@@ -2447,7 +2447,7 @@
           <w:sz w:val="21"/>
           <w:szCs w:val="21"/>
         </w:rPr>
-        <w:t xml:space="preserve">Hilfsweise – insbesondere wenn keine DPF-Zertifizierung vorliegt (bei den in Anhang 2 gekennzeichneten Empfängern, etwa Vapi und Deepgram (USA), vorsorglich der SCC-Weg) – werden die </w:t>
+        <w:t xml:space="preserve">Hilfsweise – insbesondere wenn keine DPF-Zertifizierung vorliegt (bei den in Anhang 2 gekennzeichneten Empfängern, etwa Vapi und Soniox (USA), vorsorglich der SCC-Weg) – werden die </w:t>
       </w:r>
       <w:r>
         <w:rPr>
@@ -5548,7 +5548,7 @@
                 <w:sz w:val="20"/>
                 <w:szCs w:val="20"/>
               </w:rPr>
-              <w:t xml:space="preserve">Voice-Agent-Plattform (Sprachdialog, Telefonie-Orchestrierung)</w:t>
+              <w:t xml:space="preserve">Voice-Agent-Plattform (Sprachdialog, Telefonie-Orchestrierung, Sprachsynthese)</w:t>
             </w:r>
           </w:p>
         </w:tc>
@@ -5637,7 +5637,7 @@
                 <w:sz w:val="20"/>
                 <w:szCs w:val="20"/>
               </w:rPr>
-              <w:t xml:space="preserve">Deepgram, Inc.</w:t>
+              <w:t xml:space="preserve">Soniox Inc</w:t>
             </w:r>
           </w:p>
         </w:tc>
@@ -5695,7 +5695,7 @@
                 <w:sz w:val="20"/>
                 <w:szCs w:val="20"/>
               </w:rPr>
-              <w:t xml:space="preserve">Spracherkennung (Speech-to-Text)</w:t>
+              <w:t xml:space="preserve">Spracherkennung (Speech-to-Text); als Unterauftragsverarbeiter von Vapi eingesetzt</w:t>
             </w:r>
           </w:p>
         </w:tc>
@@ -5753,7 +5753,7 @@
                 <w:sz w:val="20"/>
                 <w:szCs w:val="20"/>
               </w:rPr>
-              <w:t xml:space="preserve">EU-SCC Modul 3 + Zusatzmaßnahmen + TIA (kein DPF)</w:t>
+              <w:t xml:space="preserve">EU-SCC Modul 3 + Zusatzmaßnahmen + TIA (über Vapi-DPA)</w:t>
             </w:r>
           </w:p>
         </w:tc>
@@ -5842,7 +5842,7 @@
                 <w:sz w:val="20"/>
                 <w:szCs w:val="20"/>
               </w:rPr>
-              <w:t xml:space="preserve">Sprachmodell / KI-Verarbeitung (Textverstehen, Antwortgenerierung) und Sprachsynthese (Text-to-Speech)</w:t>
+              <w:t xml:space="preserve">Sprachmodell / KI-Verarbeitung (Textverstehen, Antwortgenerierung)</w:t>
             </w:r>
           </w:p>
         </w:tc>

--- a/vertrag/04_AnlageB_AVV_Auftragsverarbeitung.docx
+++ b/vertrag/04_AnlageB_AVV_Auftragsverarbeitung.docx
@@ -2447,7 +2447,7 @@
           <w:sz w:val="21"/>
           <w:szCs w:val="21"/>
         </w:rPr>
-        <w:t xml:space="preserve">Hilfsweise – insbesondere wenn keine DPF-Zertifizierung vorliegt (bei den in Anhang 2 gekennzeichneten Empfängern, etwa Vapi und Soniox (USA), vorsorglich der SCC-Weg) – werden die </w:t>
+        <w:t xml:space="preserve">Hilfsweise – insbesondere wenn keine DPF-Zertifizierung vorliegt (bei den in Anhang 2 gekennzeichneten Empfängern, etwa Vapi, Soniox und OpenAI (USA), vorsorglich der SCC-Weg) – werden die </w:t>
       </w:r>
       <w:r>
         <w:rPr>
@@ -5900,7 +5900,7 @@
                 <w:sz w:val="20"/>
                 <w:szCs w:val="20"/>
               </w:rPr>
-              <w:t xml:space="preserve">DPF, hilfsweise EU-SCC Modul 3; No-Training-Konfiguration</w:t>
+              <w:t xml:space="preserve">EU-SCC Modul 3 + Zusatzmaßnahmen + TIA (kein DPF); No-Training-Konfiguration</w:t>
             </w:r>
           </w:p>
         </w:tc>

--- a/vertrag/04_AnlageB_AVV_Auftragsverarbeitung.docx
+++ b/vertrag/04_AnlageB_AVV_Auftragsverarbeitung.docx
@@ -351,7 +351,7 @@
           <w:sz w:val="21"/>
           <w:szCs w:val="21"/>
         </w:rPr>
-        <w:t xml:space="preserve">NexAI erbringt für den Kunden Leistungen im Zusammenhang mit der Bereitstellung und dem Betrieb KI-gestützter Agenten (Voice Agent, Chat Agent, Social-Media-Agent, Vertriebs-/Akquise-Agent, Automatisierungen, individuelle KI-Agenten – nachfolgend "Agenten") sowie zugehöriger Projekt- und Betriebsleistungen. Im Rahmen dieser Leistungen verarbeitet NexAI personenbezogene Daten im Auftrag des Kunden.</w:t>
+        <w:t xml:space="preserve">NexAI erbringt für den Kunden Leistungen im Zusammenhang mit der Bereitstellung und dem Betrieb KI-gestützter Agenten (Voice Agent, Chat Agent, Automatisierungen, individuelle KI-Agenten – nachfolgend "Agenten") sowie von Softwareanwendungen (NexAI CRM, NexAI Kalender, individuelle Anwendungen – nachfolgend "Anwendungen") und zugehöriger Projekt- und Betriebsleistungen. Im Rahmen dieser Leistungen verarbeitet NexAI personenbezogene Daten im Auftrag des Kunden.</w:t>
       </w:r>
     </w:p>
     <w:p>
@@ -461,7 +461,7 @@
           <w:sz w:val="21"/>
           <w:szCs w:val="21"/>
         </w:rPr>
-        <w:t xml:space="preserve">Gegenstand dieses AVV ist die Konkretisierung der datenschutzrechtlichen Rechte und Pflichten der Parteien nach Art. 28 DSGVO. Für die abweichende oder ergänzende Rollenverteilung bei einzelnen Leistungsarten – insbesondere bei der Vertriebs-/Akquise-Leistung – gilt die Rollenmatrix in § 15.</w:t>
+        <w:t xml:space="preserve">Gegenstand dieses AVV ist die Konkretisierung der datenschutzrechtlichen Rechte und Pflichten der Parteien nach Art. 28 DSGVO. Die Zuordnung der Rolle von NexAI je Leistungsart ergibt sich aus der Rollenmatrix in § 15.</w:t>
       </w:r>
     </w:p>
     <w:p>
@@ -618,7 +618,7 @@
           <w:sz w:val="21"/>
           <w:szCs w:val="21"/>
         </w:rPr>
-        <w:t xml:space="preserve"> Erheben, Erfassen, Organisieren, Speichern, Anpassen, Auslesen, Abfragen, Verwenden, Übermitteln, Bereitstellen, Kombinieren, Einschränken und Löschen personenbezogener Daten mittels automatisierter Verfahren im Rahmen des Betriebs der Agenten (u. a. Sprachdialog, Chatdialog, Terminvereinbarung, Weiterleitung, Automatisierungen, Kontaktaufnahme).</w:t>
+        <w:t xml:space="preserve"> Erheben, Erfassen, Organisieren, Speichern, Anpassen, Auslesen, Abfragen, Verwenden, Übermitteln, Bereitstellen, Kombinieren, Einschränken und Löschen personenbezogener Daten mittels automatisierter Verfahren im Rahmen des Betriebs der Agenten und Anwendungen (u. a. Sprachdialog, Chatdialog, Terminvereinbarung und Terminverwaltung, Weiterleitung, Automatisierungen, Verwaltung von Kontakt-, Vorgangs- und Aufgabendaten, Versand von Bestätigungen und Erinnerungen).</w:t>
       </w:r>
     </w:p>
     <w:p>
@@ -660,7 +660,7 @@
           <w:sz w:val="21"/>
           <w:szCs w:val="21"/>
         </w:rPr>
-        <w:t xml:space="preserve"> Bereitstellung, Einrichtung, Betrieb, Wartung und Support der Agenten für den Kunden, insbesondere die Beantwortung von Anfragen von Endnutzern, die Vereinbarung und Verwaltung von Terminen, die Weiterleitung von Anliegen sowie – nach Maßgabe der jeweiligen Beauftragung – die Kontaktaufnahme mit vom Kunden bestimmten Zielgruppen.</w:t>
+        <w:t xml:space="preserve"> Bereitstellung, Einrichtung, Betrieb, Wartung und Support der Agenten und Anwendungen für den Kunden, insbesondere die Beantwortung von Anfragen von Endnutzern, die Vereinbarung, Verwaltung und Bestätigung von Terminen, die Weiterleitung von Anliegen sowie die Verwaltung der Kontakt-, Vorgangs- und Aufgabendaten des Kunden in den beauftragten Anwendungen.</w:t>
       </w:r>
     </w:p>
     <w:p>
@@ -702,7 +702,7 @@
           <w:sz w:val="21"/>
           <w:szCs w:val="21"/>
         </w:rPr>
-        <w:t xml:space="preserve"> bestimmt sich nach den im Auftragsformular/Leistungsschein und in Anlage A (Leistungsbeschreibung) festgelegten Agenten und Funktionen sowie nach den dokumentierten Weisungen des Kunden.</w:t>
+        <w:t xml:space="preserve"> bestimmt sich nach den im Auftragsformular/Leistungsschein und in Anlage A (Leistungsbeschreibung) festgelegten Agenten, Anwendungen und Funktionen sowie nach den dokumentierten Weisungen des Kunden.</w:t>
       </w:r>
     </w:p>
     <w:p>
@@ -794,7 +794,7 @@
           <w:sz w:val="21"/>
           <w:szCs w:val="21"/>
         </w:rPr>
-        <w:t xml:space="preserve">Gegenstand der Verarbeitung sind – abhängig von den beauftragten Agenten – die folgenden Kategorien:</w:t>
+        <w:t xml:space="preserve">Gegenstand der Verarbeitung sind – abhängig von den beauftragten Agenten und Anwendungen – die folgenden Kategorien:</w:t>
       </w:r>
     </w:p>
     <w:p>
@@ -873,7 +873,7 @@
           <w:sz w:val="21"/>
           <w:szCs w:val="21"/>
         </w:rPr>
-        <w:t xml:space="preserve"> – Personen, die mit den Agenten interagieren, insbesondere Anrufer (Voice Agent), Chat-Kontakte (Chat Agent), über Social-Media-Kanäle kommunizierende Personen sowie im Rahmen der Vertriebs-/Akquise-Leistung angesprochene Kontakte;</w:t>
+        <w:t xml:space="preserve"> – Personen, die mit den Agenten oder Anwendungen interagieren, insbesondere Anrufer (Voice Agent), Chat-Kontakte (Chat Agent), Personen, die einen Termin buchen (NexAI Kalender), sowie Nutzerinnen und Nutzer einer für den Kunden betriebenen Anwendung (NexAI App);</w:t>
       </w:r>
     </w:p>
     <w:p>
@@ -896,27 +896,7 @@
           <w:sz w:val="21"/>
           <w:szCs w:val="21"/>
         </w:rPr>
-        <w:t xml:space="preserve">Dritte, deren Daten von Endnutzern im Verlauf einer Interaktion mitgeteilt werden (z. B. genannte Kontaktpersonen).</w:t>
-      </w:r>
-    </w:p>
-    <w:p>
-      <w:pPr>
-        <w:pStyle w:val="Heading2"/>
-        <w:keepNext/>
-        <w:spacing w:after="80" w:before="160"/>
-      </w:pPr>
-      <w:r>
-        <w:rPr>
-          <w:rFonts w:ascii="Arial" w:cs="Arial" w:eastAsia="Arial" w:hAnsi="Arial"/>
-          <w:b/>
-          <w:bCs/>
-          <w:i w:val="false"/>
-          <w:iCs w:val="false"/>
-          <w:color w:val="0B0B0F"/>
-          <w:sz w:val="21"/>
-          <w:szCs w:val="21"/>
-        </w:rPr>
-        <w:t xml:space="preserve">3.2 Kategorien personenbezogener Daten</w:t>
+        <w:t xml:space="preserve">Kontakte, Interessenten und Kundschaft des Kunden, deren Daten der Kunde in den beauftragten Anwendungen speichert oder die aus den Agenten dorthin übernommen werden (NexAI CRM, NexAI Kalender);</w:t>
       </w:r>
     </w:p>
     <w:p>
@@ -939,7 +919,27 @@
           <w:sz w:val="21"/>
           <w:szCs w:val="21"/>
         </w:rPr>
-        <w:t xml:space="preserve">Kontakt- und Stammdaten (Name, Anrede, Firma/Funktion, Telefonnummer, E-Mail-Adresse, Anschrift);</w:t>
+        <w:t xml:space="preserve">Dritte, deren Daten von Endnutzern im Verlauf einer Interaktion oder in einem Freitextfeld mitgeteilt werden (z. B. genannte Kontaktpersonen).</w:t>
+      </w:r>
+    </w:p>
+    <w:p>
+      <w:pPr>
+        <w:pStyle w:val="Heading2"/>
+        <w:keepNext/>
+        <w:spacing w:after="80" w:before="160"/>
+      </w:pPr>
+      <w:r>
+        <w:rPr>
+          <w:rFonts w:ascii="Arial" w:cs="Arial" w:eastAsia="Arial" w:hAnsi="Arial"/>
+          <w:b/>
+          <w:bCs/>
+          <w:i w:val="false"/>
+          <w:iCs w:val="false"/>
+          <w:color w:val="0B0B0F"/>
+          <w:sz w:val="21"/>
+          <w:szCs w:val="21"/>
+        </w:rPr>
+        <w:t xml:space="preserve">3.2 Kategorien personenbezogener Daten</w:t>
       </w:r>
     </w:p>
     <w:p>
@@ -962,7 +962,7 @@
           <w:sz w:val="21"/>
           <w:szCs w:val="21"/>
         </w:rPr>
-        <w:t xml:space="preserve">Gesprächs- und Kommunikationsinhalte (Inhalte von Anrufen, Chats, Nachrichten);</w:t>
+        <w:t xml:space="preserve">Kontakt- und Stammdaten (Name, Anrede, Firma/Funktion, Telefonnummer, E-Mail-Adresse, Anschrift);</w:t>
       </w:r>
     </w:p>
     <w:p>
@@ -985,7 +985,7 @@
           <w:sz w:val="21"/>
           <w:szCs w:val="21"/>
         </w:rPr>
-        <w:t xml:space="preserve">Transkripte und – nur bei ausdrücklich aktivierter Funktion – Aufzeichnungen von Gesprächen;</w:t>
+        <w:t xml:space="preserve">Gesprächs- und Kommunikationsinhalte (Inhalte von Anrufen, Chats, Nachrichten);</w:t>
       </w:r>
     </w:p>
     <w:p>
@@ -1008,7 +1008,7 @@
           <w:sz w:val="21"/>
           <w:szCs w:val="21"/>
         </w:rPr>
-        <w:t xml:space="preserve">Termindaten (Terminwünsche, Datum/Uhrzeit, Anlass, Status);</w:t>
+        <w:t xml:space="preserve">Transkripte und – nur bei ausdrücklich aktivierter Funktion – Aufzeichnungen von Gesprächen;</w:t>
       </w:r>
     </w:p>
     <w:p>
@@ -1031,7 +1031,7 @@
           <w:sz w:val="21"/>
           <w:szCs w:val="21"/>
         </w:rPr>
-        <w:t xml:space="preserve">Anliegen-, Vorgangs- und Statusdaten (Anfrage, Kategorie, Ergebnis, Weiterleitung);</w:t>
+        <w:t xml:space="preserve">Termindaten (Terminwünsche, Datum/Uhrzeit, Anlass, Status);</w:t>
       </w:r>
     </w:p>
     <w:p>
@@ -1054,6 +1054,98 @@
           <w:sz w:val="21"/>
           <w:szCs w:val="21"/>
         </w:rPr>
+        <w:t xml:space="preserve">Anliegen-, Vorgangs- und Statusdaten (Anfrage, Kategorie, Ergebnis, Weiterleitung);</w:t>
+      </w:r>
+    </w:p>
+    <w:p>
+      <w:pPr>
+        <w:pStyle w:val="ListParagraph"/>
+        <w:numPr>
+          <w:ilvl w:val="0"/>
+          <w:numId w:val="1"/>
+        </w:numPr>
+        <w:spacing w:after="40" w:line="264"/>
+      </w:pPr>
+      <w:r>
+        <w:rPr>
+          <w:rFonts w:ascii="Arial" w:cs="Arial" w:eastAsia="Arial" w:hAnsi="Arial"/>
+          <w:b w:val="false"/>
+          <w:bCs w:val="false"/>
+          <w:i w:val="false"/>
+          <w:iCs w:val="false"/>
+          <w:color w:val="1A1A1A"/>
+          <w:sz w:val="21"/>
+          <w:szCs w:val="21"/>
+        </w:rPr>
+        <w:t xml:space="preserve">Auftrags-, Vorgangs- und Belegdaten, soweit der Kunde solche in einer Anwendung führt (z. B. Leistung, Betrag, Status);</w:t>
+      </w:r>
+    </w:p>
+    <w:p>
+      <w:pPr>
+        <w:pStyle w:val="ListParagraph"/>
+        <w:numPr>
+          <w:ilvl w:val="0"/>
+          <w:numId w:val="1"/>
+        </w:numPr>
+        <w:spacing w:after="40" w:line="264"/>
+      </w:pPr>
+      <w:r>
+        <w:rPr>
+          <w:rFonts w:ascii="Arial" w:cs="Arial" w:eastAsia="Arial" w:hAnsi="Arial"/>
+          <w:b w:val="false"/>
+          <w:bCs w:val="false"/>
+          <w:i w:val="false"/>
+          <w:iCs w:val="false"/>
+          <w:color w:val="1A1A1A"/>
+          <w:sz w:val="21"/>
+          <w:szCs w:val="21"/>
+        </w:rPr>
+        <w:t xml:space="preserve">Notizen und Freitexte, die der Kunde oder Endnutzer in einer Anwendung erfassen;</w:t>
+      </w:r>
+    </w:p>
+    <w:p>
+      <w:pPr>
+        <w:pStyle w:val="ListParagraph"/>
+        <w:numPr>
+          <w:ilvl w:val="0"/>
+          <w:numId w:val="1"/>
+        </w:numPr>
+        <w:spacing w:after="40" w:line="264"/>
+      </w:pPr>
+      <w:r>
+        <w:rPr>
+          <w:rFonts w:ascii="Arial" w:cs="Arial" w:eastAsia="Arial" w:hAnsi="Arial"/>
+          <w:b w:val="false"/>
+          <w:bCs w:val="false"/>
+          <w:i w:val="false"/>
+          <w:iCs w:val="false"/>
+          <w:color w:val="1A1A1A"/>
+          <w:sz w:val="21"/>
+          <w:szCs w:val="21"/>
+        </w:rPr>
+        <w:t xml:space="preserve">Zugangs- und Protokolldaten der Nutzerkonten des Kunden (Anmeldedaten – Passwörter ausschließlich als Prüfsumme –, Sitzungen, Änderungsprotokoll);</w:t>
+      </w:r>
+    </w:p>
+    <w:p>
+      <w:pPr>
+        <w:pStyle w:val="ListParagraph"/>
+        <w:numPr>
+          <w:ilvl w:val="0"/>
+          <w:numId w:val="1"/>
+        </w:numPr>
+        <w:spacing w:after="40" w:line="264"/>
+      </w:pPr>
+      <w:r>
+        <w:rPr>
+          <w:rFonts w:ascii="Arial" w:cs="Arial" w:eastAsia="Arial" w:hAnsi="Arial"/>
+          <w:b w:val="false"/>
+          <w:bCs w:val="false"/>
+          <w:i w:val="false"/>
+          <w:iCs w:val="false"/>
+          <w:color w:val="1A1A1A"/>
+          <w:sz w:val="21"/>
+          <w:szCs w:val="21"/>
+        </w:rPr>
         <w:t xml:space="preserve">Metadaten und technische Daten (Verbindungs-/Nutzungsdaten, Zeitstempel, Kennungen, Kanal, Dauer, technische Protokolldaten).</w:t>
       </w:r>
     </w:p>
@@ -3481,7 +3573,7 @@
           <w:sz w:val="21"/>
           <w:szCs w:val="21"/>
         </w:rPr>
-        <w:t xml:space="preserve">Die datenschutzrechtliche Rolle von NexAI richtet sich nach der jeweils beauftragten Leistung. Die im Auftragsformular je Agent getroffene Zuordnung ist maßgeblich; im Zweifel gilt die nachstehende Matrix:</w:t>
+        <w:t xml:space="preserve">Die datenschutzrechtliche Rolle von NexAI richtet sich nach der jeweils beauftragten Leistung. Die im Auftragsformular je Leistung getroffene Zuordnung ist maßgeblich; im Zweifel gilt die nachstehende Matrix:</w:t>
       </w:r>
     </w:p>
     <w:tbl>
@@ -3622,7 +3714,7 @@
                 <w:sz w:val="20"/>
                 <w:szCs w:val="20"/>
               </w:rPr>
-              <w:t xml:space="preserve">Voice Agent (Inbound)</w:t>
+              <w:t xml:space="preserve">Voice Agent (eingehend)</w:t>
             </w:r>
           </w:p>
         </w:tc>
@@ -3711,7 +3803,7 @@
                 <w:sz w:val="20"/>
                 <w:szCs w:val="20"/>
               </w:rPr>
-              <w:t xml:space="preserve">Chat Agent</w:t>
+              <w:t xml:space="preserve">Voice Agent (ausgehend, vom Kunden veranlasste Ansprache)</w:t>
             </w:r>
           </w:p>
         </w:tc>
@@ -3740,7 +3832,7 @@
                 <w:sz w:val="20"/>
                 <w:szCs w:val="20"/>
               </w:rPr>
-              <w:t xml:space="preserve">Auftragsverarbeiter</w:t>
+              <w:t xml:space="preserve">Auftragsverarbeiter; die Zulässigkeit der Ansprache verantwortet der Kunde</w:t>
             </w:r>
           </w:p>
         </w:tc>
@@ -3769,7 +3861,7 @@
                 <w:sz w:val="20"/>
                 <w:szCs w:val="20"/>
               </w:rPr>
-              <w:t xml:space="preserve">Art. 28 DSGVO / dieser AVV</w:t>
+              <w:t xml:space="preserve">Art. 28 DSGVO / dieser AVV; § 15 des Rahmenvertrages</w:t>
             </w:r>
           </w:p>
         </w:tc>
@@ -3800,7 +3892,7 @@
                 <w:sz w:val="20"/>
                 <w:szCs w:val="20"/>
               </w:rPr>
-              <w:t xml:space="preserve">Social-Media-Agent</w:t>
+              <w:t xml:space="preserve">Chat Agent</w:t>
             </w:r>
           </w:p>
         </w:tc>
@@ -4067,7 +4159,7 @@
                 <w:sz w:val="20"/>
                 <w:szCs w:val="20"/>
               </w:rPr>
-              <w:t xml:space="preserve">Vertriebs-/Akquise-Agent – NexAI recherchiert Kontakte selbst</w:t>
+              <w:t xml:space="preserve">NexAI CRM</w:t>
             </w:r>
           </w:p>
         </w:tc>
@@ -4096,7 +4188,7 @@
                 <w:sz w:val="20"/>
                 <w:szCs w:val="20"/>
               </w:rPr>
-              <w:t xml:space="preserve">Auftragsverarbeitung; im Einzelfall gemeinsame Verantwortlichkeit (Art. 26) oder getrennte Verantwortlichkeit</w:t>
+              <w:t xml:space="preserve">Auftragsverarbeiter</w:t>
             </w:r>
           </w:p>
         </w:tc>
@@ -4125,7 +4217,185 @@
                 <w:sz w:val="20"/>
                 <w:szCs w:val="20"/>
               </w:rPr>
-              <w:t xml:space="preserve">Art. 28 bzw. Art. 26 DSGVO – Festlegung im Auftragsformular</w:t>
+              <w:t xml:space="preserve">Art. 28 DSGVO / dieser AVV</w:t>
+            </w:r>
+          </w:p>
+        </w:tc>
+      </w:tr>
+      <w:tr>
+        <w:tc>
+          <w:tcPr>
+            <w:tcW w:type="dxa" w:w="3135"/>
+            <w:tcMar>
+              <w:top w:type="dxa" w:w="60"/>
+              <w:left w:type="dxa" w:w="90"/>
+              <w:bottom w:type="dxa" w:w="60"/>
+              <w:right w:type="dxa" w:w="90"/>
+            </w:tcMar>
+          </w:tcPr>
+          <w:p>
+            <w:pPr>
+              <w:spacing w:after="0" w:line="264"/>
+            </w:pPr>
+            <w:r>
+              <w:rPr>
+                <w:rFonts w:ascii="Arial" w:cs="Arial" w:eastAsia="Arial" w:hAnsi="Arial"/>
+                <w:b w:val="false"/>
+                <w:bCs w:val="false"/>
+                <w:i w:val="false"/>
+                <w:iCs w:val="false"/>
+                <w:color w:val="1A1A1A"/>
+                <w:sz w:val="20"/>
+                <w:szCs w:val="20"/>
+              </w:rPr>
+              <w:t xml:space="preserve">NexAI Kalender</w:t>
+            </w:r>
+          </w:p>
+        </w:tc>
+        <w:tc>
+          <w:tcPr>
+            <w:tcW w:type="dxa" w:w="3135"/>
+            <w:tcMar>
+              <w:top w:type="dxa" w:w="60"/>
+              <w:left w:type="dxa" w:w="90"/>
+              <w:bottom w:type="dxa" w:w="60"/>
+              <w:right w:type="dxa" w:w="90"/>
+            </w:tcMar>
+          </w:tcPr>
+          <w:p>
+            <w:pPr>
+              <w:spacing w:after="0" w:line="264"/>
+            </w:pPr>
+            <w:r>
+              <w:rPr>
+                <w:rFonts w:ascii="Arial" w:cs="Arial" w:eastAsia="Arial" w:hAnsi="Arial"/>
+                <w:b w:val="false"/>
+                <w:bCs w:val="false"/>
+                <w:i w:val="false"/>
+                <w:iCs w:val="false"/>
+                <w:color w:val="1A1A1A"/>
+                <w:sz w:val="20"/>
+                <w:szCs w:val="20"/>
+              </w:rPr>
+              <w:t xml:space="preserve">Auftragsverarbeiter</w:t>
+            </w:r>
+          </w:p>
+        </w:tc>
+        <w:tc>
+          <w:tcPr>
+            <w:tcW w:type="dxa" w:w="3135"/>
+            <w:tcMar>
+              <w:top w:type="dxa" w:w="60"/>
+              <w:left w:type="dxa" w:w="90"/>
+              <w:bottom w:type="dxa" w:w="60"/>
+              <w:right w:type="dxa" w:w="90"/>
+            </w:tcMar>
+          </w:tcPr>
+          <w:p>
+            <w:pPr>
+              <w:spacing w:after="0" w:line="264"/>
+            </w:pPr>
+            <w:r>
+              <w:rPr>
+                <w:rFonts w:ascii="Arial" w:cs="Arial" w:eastAsia="Arial" w:hAnsi="Arial"/>
+                <w:b w:val="false"/>
+                <w:bCs w:val="false"/>
+                <w:i w:val="false"/>
+                <w:iCs w:val="false"/>
+                <w:color w:val="1A1A1A"/>
+                <w:sz w:val="20"/>
+                <w:szCs w:val="20"/>
+              </w:rPr>
+              <w:t xml:space="preserve">Art. 28 DSGVO / dieser AVV</w:t>
+            </w:r>
+          </w:p>
+        </w:tc>
+      </w:tr>
+      <w:tr>
+        <w:tc>
+          <w:tcPr>
+            <w:tcW w:type="dxa" w:w="3135"/>
+            <w:tcMar>
+              <w:top w:type="dxa" w:w="60"/>
+              <w:left w:type="dxa" w:w="90"/>
+              <w:bottom w:type="dxa" w:w="60"/>
+              <w:right w:type="dxa" w:w="90"/>
+            </w:tcMar>
+          </w:tcPr>
+          <w:p>
+            <w:pPr>
+              <w:spacing w:after="0" w:line="264"/>
+            </w:pPr>
+            <w:r>
+              <w:rPr>
+                <w:rFonts w:ascii="Arial" w:cs="Arial" w:eastAsia="Arial" w:hAnsi="Arial"/>
+                <w:b w:val="false"/>
+                <w:bCs w:val="false"/>
+                <w:i w:val="false"/>
+                <w:iCs w:val="false"/>
+                <w:color w:val="1A1A1A"/>
+                <w:sz w:val="20"/>
+                <w:szCs w:val="20"/>
+              </w:rPr>
+              <w:t xml:space="preserve">NexAI App / individuelle Anwendungen</w:t>
+            </w:r>
+          </w:p>
+        </w:tc>
+        <w:tc>
+          <w:tcPr>
+            <w:tcW w:type="dxa" w:w="3135"/>
+            <w:tcMar>
+              <w:top w:type="dxa" w:w="60"/>
+              <w:left w:type="dxa" w:w="90"/>
+              <w:bottom w:type="dxa" w:w="60"/>
+              <w:right w:type="dxa" w:w="90"/>
+            </w:tcMar>
+          </w:tcPr>
+          <w:p>
+            <w:pPr>
+              <w:spacing w:after="0" w:line="264"/>
+            </w:pPr>
+            <w:r>
+              <w:rPr>
+                <w:rFonts w:ascii="Arial" w:cs="Arial" w:eastAsia="Arial" w:hAnsi="Arial"/>
+                <w:b w:val="false"/>
+                <w:bCs w:val="false"/>
+                <w:i w:val="false"/>
+                <w:iCs w:val="false"/>
+                <w:color w:val="1A1A1A"/>
+                <w:sz w:val="20"/>
+                <w:szCs w:val="20"/>
+              </w:rPr>
+              <w:t xml:space="preserve">Auftragsverarbeiter</w:t>
+            </w:r>
+          </w:p>
+        </w:tc>
+        <w:tc>
+          <w:tcPr>
+            <w:tcW w:type="dxa" w:w="3135"/>
+            <w:tcMar>
+              <w:top w:type="dxa" w:w="60"/>
+              <w:left w:type="dxa" w:w="90"/>
+              <w:bottom w:type="dxa" w:w="60"/>
+              <w:right w:type="dxa" w:w="90"/>
+            </w:tcMar>
+          </w:tcPr>
+          <w:p>
+            <w:pPr>
+              <w:spacing w:after="0" w:line="264"/>
+            </w:pPr>
+            <w:r>
+              <w:rPr>
+                <w:rFonts w:ascii="Arial" w:cs="Arial" w:eastAsia="Arial" w:hAnsi="Arial"/>
+                <w:b w:val="false"/>
+                <w:bCs w:val="false"/>
+                <w:i w:val="false"/>
+                <w:iCs w:val="false"/>
+                <w:color w:val="1A1A1A"/>
+                <w:sz w:val="20"/>
+                <w:szCs w:val="20"/>
+              </w:rPr>
+              <w:t xml:space="preserve">Art. 28 DSGVO / dieser AVV</w:t>
             </w:r>
           </w:p>
         </w:tc>
@@ -4169,33 +4439,7 @@
           <w:sz w:val="21"/>
           <w:szCs w:val="21"/>
         </w:rPr>
-        <w:t xml:space="preserve">Für die Vertriebs-/Akquise-Leistung, bei der NexAI Kontaktdaten teilweise selbst recherchiert, legen die Parteien die konkrete Rolle im Auftragsformular fest. Wird eine </w:t>
-      </w:r>
-      <w:r>
-        <w:rPr>
-          <w:rFonts w:ascii="Arial" w:cs="Arial" w:eastAsia="Arial" w:hAnsi="Arial"/>
-          <w:b/>
-          <w:bCs/>
-          <w:i w:val="false"/>
-          <w:iCs w:val="false"/>
-          <w:color w:val="1A1A1A"/>
-          <w:sz w:val="21"/>
-          <w:szCs w:val="21"/>
-        </w:rPr>
-        <w:t xml:space="preserve">gemeinsame Verantwortlichkeit</w:t>
-      </w:r>
-      <w:r>
-        <w:rPr>
-          <w:rFonts w:ascii="Arial" w:cs="Arial" w:eastAsia="Arial" w:hAnsi="Arial"/>
-          <w:b w:val="false"/>
-          <w:bCs w:val="false"/>
-          <w:i w:val="false"/>
-          <w:iCs w:val="false"/>
-          <w:color w:val="1A1A1A"/>
-          <w:sz w:val="21"/>
-          <w:szCs w:val="21"/>
-        </w:rPr>
-        <w:t xml:space="preserve"> begründet, schließen die Parteien eine gesonderte Vereinbarung nach Art. 26 DSGVO, die die jeweiligen Pflichten – insbesondere zur Information nach Art. 14 DSGVO und zur Wahrnehmung von Betroffenenrechten – festlegt.</w:t>
+        <w:t xml:space="preserve">NexAI verarbeitet die in den Anwendungen gespeicherten Daten ausschließlich weisungsgebunden für den Kunden und nicht für eigene Zwecke. Eine Recherche oder Beschaffung von Kontaktdaten durch NexAI ist nicht Gegenstand der Leistungen (Anlage A, Ziffer 14).</w:t>
       </w:r>
     </w:p>
     <w:p>
@@ -4224,7 +4468,7 @@
           <w:sz w:val="21"/>
           <w:szCs w:val="21"/>
         </w:rPr>
-        <w:t xml:space="preserve">NexAI unterhält für die selbst durchgeführte Kontaktrecherche eine eigene Compliance (nur zulässige B2B-Ansprache, Erfüllung der Informationspflichten nach Art. 14 DSGVO, Dokumentation von Widersprüchen/Opt-outs) und ist berechtigt, rechtswidrige Kampagnenvorgaben abzulehnen. Der Kunde sichert die Rechtmäßigkeit der von ihm vorgegebenen Zielgruppen und Ansprachen zu.</w:t>
+        <w:t xml:space="preserve">Setzt der Kunde einen Agenten für ausgehende Ansprache oder Direktwerbung ein, bleibt NexAI Auftragsverarbeiter; die Rechtmäßigkeit der Ansprache und die Erfüllung der Informationspflichten nach Art. 13 und 14 DSGVO verantwortet der Kunde (§ 15 des Rahmenvertrages).</w:t>
       </w:r>
     </w:p>
     <w:p>
@@ -5287,7 +5531,7 @@
           <w:sz w:val="21"/>
           <w:szCs w:val="21"/>
         </w:rPr>
-        <w:t xml:space="preserve">Die folgenden Unterauftragsverarbeiter sind zum Zeitpunkt des Vertragsschlusses eingesetzt und werden vom Kunden allgemein genehmigt (§ 9). Der konkrete Einsatz richtet sich nach den beauftragten Agenten. Nicht bei jedem Kunden kommen sämtliche Dienste zum Einsatz.</w:t>
+        <w:t xml:space="preserve">Die folgenden Unterauftragsverarbeiter sind zum Zeitpunkt des Vertragsschlusses eingesetzt und werden vom Kunden allgemein genehmigt (§ 9). Der konkrete Einsatz richtet sich nach den beauftragten Agenten und Anwendungen. Nicht bei jedem Kunden kommen sämtliche Dienste zum Einsatz.</w:t>
       </w:r>
     </w:p>
     <w:tbl>
@@ -6283,7 +6527,7 @@
                 <w:sz w:val="20"/>
                 <w:szCs w:val="20"/>
               </w:rPr>
-              <w:t xml:space="preserve">Hosting/Betrieb der von NexAI selbst betriebenen Automatisierungs- und Speicherinstanz (n8n)</w:t>
+              <w:t xml:space="preserve">Hosting und Betrieb der von NexAI selbst betriebenen Systeme (Automatisierungen/n8n, NexAI CRM, NexAI Kalender, NexAI App)</w:t>
             </w:r>
           </w:p>
         </w:tc>
@@ -6312,7 +6556,7 @@
                 <w:sz w:val="20"/>
                 <w:szCs w:val="20"/>
               </w:rPr>
-              <w:t xml:space="preserve">je nach Agent: Kontakt-, Vorgangs-, Termin-, Protokolldaten</w:t>
+              <w:t xml:space="preserve">je nach Leistung: Kontakt-, Vorgangs-, Termin-, Aufgaben-, Beleg- und Protokolldaten</w:t>
             </w:r>
           </w:p>
         </w:tc>
@@ -6342,6 +6586,300 @@
                 <w:szCs w:val="20"/>
               </w:rPr>
               <w:t xml:space="preserve">EU-intern; kein Drittlandtransfer</w:t>
+            </w:r>
+          </w:p>
+        </w:tc>
+      </w:tr>
+      <w:tr>
+        <w:tc>
+          <w:tcPr>
+            <w:tcW w:type="dxa" w:w="1881"/>
+            <w:tcMar>
+              <w:top w:type="dxa" w:w="60"/>
+              <w:left w:type="dxa" w:w="90"/>
+              <w:bottom w:type="dxa" w:w="60"/>
+              <w:right w:type="dxa" w:w="90"/>
+            </w:tcMar>
+          </w:tcPr>
+          <w:p>
+            <w:pPr>
+              <w:spacing w:after="0" w:line="264"/>
+            </w:pPr>
+            <w:r>
+              <w:rPr>
+                <w:rFonts w:ascii="Arial" w:cs="Arial" w:eastAsia="Arial" w:hAnsi="Arial"/>
+                <w:b w:val="false"/>
+                <w:bCs w:val="false"/>
+                <w:i w:val="false"/>
+                <w:iCs w:val="false"/>
+                <w:color w:val="1A1A1A"/>
+                <w:sz w:val="20"/>
+                <w:szCs w:val="20"/>
+              </w:rPr>
+              <w:t xml:space="preserve">seven communications GmbH &amp; Co. KG</w:t>
+            </w:r>
+          </w:p>
+        </w:tc>
+        <w:tc>
+          <w:tcPr>
+            <w:tcW w:type="dxa" w:w="1881"/>
+            <w:tcMar>
+              <w:top w:type="dxa" w:w="60"/>
+              <w:left w:type="dxa" w:w="90"/>
+              <w:bottom w:type="dxa" w:w="60"/>
+              <w:right w:type="dxa" w:w="90"/>
+            </w:tcMar>
+          </w:tcPr>
+          <w:p>
+            <w:pPr>
+              <w:spacing w:after="0" w:line="264"/>
+            </w:pPr>
+            <w:r>
+              <w:rPr>
+                <w:rFonts w:ascii="Arial" w:cs="Arial" w:eastAsia="Arial" w:hAnsi="Arial"/>
+                <w:b w:val="false"/>
+                <w:bCs w:val="false"/>
+                <w:i w:val="false"/>
+                <w:iCs w:val="false"/>
+                <w:color w:val="1A1A1A"/>
+                <w:sz w:val="20"/>
+                <w:szCs w:val="20"/>
+              </w:rPr>
+              <w:t xml:space="preserve">Köln, Deutschland</w:t>
+            </w:r>
+          </w:p>
+        </w:tc>
+        <w:tc>
+          <w:tcPr>
+            <w:tcW w:type="dxa" w:w="1881"/>
+            <w:tcMar>
+              <w:top w:type="dxa" w:w="60"/>
+              <w:left w:type="dxa" w:w="90"/>
+              <w:bottom w:type="dxa" w:w="60"/>
+              <w:right w:type="dxa" w:w="90"/>
+            </w:tcMar>
+          </w:tcPr>
+          <w:p>
+            <w:pPr>
+              <w:spacing w:after="0" w:line="264"/>
+            </w:pPr>
+            <w:r>
+              <w:rPr>
+                <w:rFonts w:ascii="Arial" w:cs="Arial" w:eastAsia="Arial" w:hAnsi="Arial"/>
+                <w:b w:val="false"/>
+                <w:bCs w:val="false"/>
+                <w:i w:val="false"/>
+                <w:iCs w:val="false"/>
+                <w:color w:val="1A1A1A"/>
+                <w:sz w:val="20"/>
+                <w:szCs w:val="20"/>
+              </w:rPr>
+              <w:t xml:space="preserve">Versand von SMS (Terminbestätigungen und Erinnerungen); nur bei beauftragtem SMS-Versand</w:t>
+            </w:r>
+          </w:p>
+        </w:tc>
+        <w:tc>
+          <w:tcPr>
+            <w:tcW w:type="dxa" w:w="1881"/>
+            <w:tcMar>
+              <w:top w:type="dxa" w:w="60"/>
+              <w:left w:type="dxa" w:w="90"/>
+              <w:bottom w:type="dxa" w:w="60"/>
+              <w:right w:type="dxa" w:w="90"/>
+            </w:tcMar>
+          </w:tcPr>
+          <w:p>
+            <w:pPr>
+              <w:spacing w:after="0" w:line="264"/>
+            </w:pPr>
+            <w:r>
+              <w:rPr>
+                <w:rFonts w:ascii="Arial" w:cs="Arial" w:eastAsia="Arial" w:hAnsi="Arial"/>
+                <w:b w:val="false"/>
+                <w:bCs w:val="false"/>
+                <w:i w:val="false"/>
+                <w:iCs w:val="false"/>
+                <w:color w:val="1A1A1A"/>
+                <w:sz w:val="20"/>
+                <w:szCs w:val="20"/>
+              </w:rPr>
+              <w:t xml:space="preserve">Rufnummer der Empfängerin bzw. des Empfängers, Inhalt der Nachricht</w:t>
+            </w:r>
+          </w:p>
+        </w:tc>
+        <w:tc>
+          <w:tcPr>
+            <w:tcW w:type="dxa" w:w="1881"/>
+            <w:tcMar>
+              <w:top w:type="dxa" w:w="60"/>
+              <w:left w:type="dxa" w:w="90"/>
+              <w:bottom w:type="dxa" w:w="60"/>
+              <w:right w:type="dxa" w:w="90"/>
+            </w:tcMar>
+          </w:tcPr>
+          <w:p>
+            <w:pPr>
+              <w:spacing w:after="0" w:line="264"/>
+            </w:pPr>
+            <w:r>
+              <w:rPr>
+                <w:rFonts w:ascii="Arial" w:cs="Arial" w:eastAsia="Arial" w:hAnsi="Arial"/>
+                <w:b w:val="false"/>
+                <w:bCs w:val="false"/>
+                <w:i w:val="false"/>
+                <w:iCs w:val="false"/>
+                <w:color w:val="1A1A1A"/>
+                <w:sz w:val="20"/>
+                <w:szCs w:val="20"/>
+              </w:rPr>
+              <w:t xml:space="preserve">EU-intern; kein Drittlandtransfer</w:t>
+            </w:r>
+          </w:p>
+        </w:tc>
+      </w:tr>
+      <w:tr>
+        <w:tc>
+          <w:tcPr>
+            <w:tcW w:type="dxa" w:w="1881"/>
+            <w:tcMar>
+              <w:top w:type="dxa" w:w="60"/>
+              <w:left w:type="dxa" w:w="90"/>
+              <w:bottom w:type="dxa" w:w="60"/>
+              <w:right w:type="dxa" w:w="90"/>
+            </w:tcMar>
+          </w:tcPr>
+          <w:p>
+            <w:pPr>
+              <w:spacing w:after="0" w:line="264"/>
+            </w:pPr>
+            <w:r>
+              <w:rPr>
+                <w:rFonts w:ascii="Arial" w:cs="Arial" w:eastAsia="Arial" w:hAnsi="Arial"/>
+                <w:b w:val="false"/>
+                <w:bCs w:val="false"/>
+                <w:i w:val="false"/>
+                <w:iCs w:val="false"/>
+                <w:color w:val="1A1A1A"/>
+                <w:sz w:val="20"/>
+                <w:szCs w:val="20"/>
+              </w:rPr>
+              <w:t xml:space="preserve">Resend, Inc.</w:t>
+            </w:r>
+          </w:p>
+        </w:tc>
+        <w:tc>
+          <w:tcPr>
+            <w:tcW w:type="dxa" w:w="1881"/>
+            <w:tcMar>
+              <w:top w:type="dxa" w:w="60"/>
+              <w:left w:type="dxa" w:w="90"/>
+              <w:bottom w:type="dxa" w:w="60"/>
+              <w:right w:type="dxa" w:w="90"/>
+            </w:tcMar>
+          </w:tcPr>
+          <w:p>
+            <w:pPr>
+              <w:spacing w:after="0" w:line="264"/>
+            </w:pPr>
+            <w:r>
+              <w:rPr>
+                <w:rFonts w:ascii="Arial" w:cs="Arial" w:eastAsia="Arial" w:hAnsi="Arial"/>
+                <w:b w:val="false"/>
+                <w:bCs w:val="false"/>
+                <w:i w:val="false"/>
+                <w:iCs w:val="false"/>
+                <w:color w:val="1A1A1A"/>
+                <w:sz w:val="20"/>
+                <w:szCs w:val="20"/>
+              </w:rPr>
+              <w:t xml:space="preserve">USA (Verarbeitung in der EU-Region Irland)</w:t>
+            </w:r>
+          </w:p>
+        </w:tc>
+        <w:tc>
+          <w:tcPr>
+            <w:tcW w:type="dxa" w:w="1881"/>
+            <w:tcMar>
+              <w:top w:type="dxa" w:w="60"/>
+              <w:left w:type="dxa" w:w="90"/>
+              <w:bottom w:type="dxa" w:w="60"/>
+              <w:right w:type="dxa" w:w="90"/>
+            </w:tcMar>
+          </w:tcPr>
+          <w:p>
+            <w:pPr>
+              <w:spacing w:after="0" w:line="264"/>
+            </w:pPr>
+            <w:r>
+              <w:rPr>
+                <w:rFonts w:ascii="Arial" w:cs="Arial" w:eastAsia="Arial" w:hAnsi="Arial"/>
+                <w:b w:val="false"/>
+                <w:bCs w:val="false"/>
+                <w:i w:val="false"/>
+                <w:iCs w:val="false"/>
+                <w:color w:val="1A1A1A"/>
+                <w:sz w:val="20"/>
+                <w:szCs w:val="20"/>
+              </w:rPr>
+              <w:t xml:space="preserve">Versand von System-E-Mails (Bestätigungen, Erinnerungen, Benachrichtigungen aus den Anwendungen)</w:t>
+            </w:r>
+          </w:p>
+        </w:tc>
+        <w:tc>
+          <w:tcPr>
+            <w:tcW w:type="dxa" w:w="1881"/>
+            <w:tcMar>
+              <w:top w:type="dxa" w:w="60"/>
+              <w:left w:type="dxa" w:w="90"/>
+              <w:bottom w:type="dxa" w:w="60"/>
+              <w:right w:type="dxa" w:w="90"/>
+            </w:tcMar>
+          </w:tcPr>
+          <w:p>
+            <w:pPr>
+              <w:spacing w:after="0" w:line="264"/>
+            </w:pPr>
+            <w:r>
+              <w:rPr>
+                <w:rFonts w:ascii="Arial" w:cs="Arial" w:eastAsia="Arial" w:hAnsi="Arial"/>
+                <w:b w:val="false"/>
+                <w:bCs w:val="false"/>
+                <w:i w:val="false"/>
+                <w:iCs w:val="false"/>
+                <w:color w:val="1A1A1A"/>
+                <w:sz w:val="20"/>
+                <w:szCs w:val="20"/>
+              </w:rPr>
+              <w:t xml:space="preserve">E-Mail-Adresse, Name, Inhalt der Nachricht</w:t>
+            </w:r>
+          </w:p>
+        </w:tc>
+        <w:tc>
+          <w:tcPr>
+            <w:tcW w:type="dxa" w:w="1881"/>
+            <w:tcMar>
+              <w:top w:type="dxa" w:w="60"/>
+              <w:left w:type="dxa" w:w="90"/>
+              <w:bottom w:type="dxa" w:w="60"/>
+              <w:right w:type="dxa" w:w="90"/>
+            </w:tcMar>
+          </w:tcPr>
+          <w:p>
+            <w:pPr>
+              <w:spacing w:after="0" w:line="264"/>
+            </w:pPr>
+            <w:r>
+              <w:rPr>
+                <w:rFonts w:ascii="Arial" w:cs="Arial" w:eastAsia="Arial" w:hAnsi="Arial"/>
+                <w:b w:val="false"/>
+                <w:bCs w:val="false"/>
+                <w:i w:val="false"/>
+                <w:iCs w:val="false"/>
+                <w:color w:val="1A1A1A"/>
+                <w:sz w:val="20"/>
+                <w:szCs w:val="20"/>
+              </w:rPr>
+              <w:t xml:space="preserve">DPF-zertifiziert; ergänzend EU-SCC Modul 3</w:t>
             </w:r>
           </w:p>
         </w:tc>

--- a/vertrag/04_AnlageB_AVV_Auftragsverarbeitung.docx
+++ b/vertrag/04_AnlageB_AVV_Auftragsverarbeitung.docx
@@ -44,7 +44,7 @@
           <w:sz w:val="18"/>
           <w:szCs w:val="18"/>
         </w:rPr>
-        <w:t xml:space="preserve">Stand: August 2026</w:t>
+        <w:t xml:space="preserve">Stand: September 2026</w:t>
       </w:r>
     </w:p>
     <w:p>
